--- a/flow/20240204_zachala/ap096.docx
+++ b/flow/20240204_zachala/ap096.docx
@@ -356,21 +356,21 @@
       </w:pPr>
       <w:r>
         <w:rPr>
+          <w:rStyle w:val="Versetto"/>
+        </w:rPr>
+        <w:t>3.</w:t>
+      </w:r>
+      <w:r>
+        <w:rPr>
+          <w:color w:val="000000"/>
+        </w:rPr>
+        <w:t xml:space="preserve"> </w:t>
+      </w:r>
+      <w:r>
+        <w:rPr>
           <w:color w:val="000000"/>
         </w:rPr>
         <w:t>Браття,</w:t>
-      </w:r>
-      <w:r>
-        <w:rPr>
-          <w:rStyle w:val="Versetto"/>
-        </w:rPr>
-        <w:t xml:space="preserve"> </w:t>
-      </w:r>
-      <w:r>
-        <w:rPr>
-          <w:rStyle w:val="Versetto"/>
-        </w:rPr>
-        <w:t>3.</w:t>
       </w:r>
       <w:r>
         <w:rPr>
@@ -510,15 +510,21 @@
       </w:pPr>
       <w:r>
         <w:rPr>
+          <w:rStyle w:val="Versetto"/>
+        </w:rPr>
+        <w:t>8.</w:t>
+      </w:r>
+      <w:r>
+        <w:rPr>
+          <w:color w:val="000000"/>
+        </w:rPr>
+        <w:t xml:space="preserve"> </w:t>
+      </w:r>
+      <w:r>
+        <w:rPr>
           <w:color w:val="000000"/>
         </w:rPr>
         <w:t>Браття,</w:t>
-      </w:r>
-      <w:r>
-        <w:rPr>
-          <w:rStyle w:val="Versetto"/>
-        </w:rPr>
-        <w:t xml:space="preserve"> 8.</w:t>
       </w:r>
       <w:r>
         <w:rPr>
@@ -605,13 +611,6 @@
         </w:rPr>
         <w:t xml:space="preserve"> Усі бо ті, яких водить Дух Божий – сини Божі.</w:t>
       </w:r>
-    </w:p>
-    <w:p>
-      <w:pPr>
-        <w:rPr>
-          <w:rFonts w:ascii="Times New Roman" w:eastAsia="Times New Roman" w:hAnsi="Times New Roman" w:cs="Times New Roman"/>
-        </w:rPr>
-      </w:pPr>
     </w:p>
     <w:sectPr>
       <w:pgSz w:w="11906" w:h="16838"/>
